--- a/S1-CL1-Cloud-Design-Build/assessments/AT2/AT2-Deployment-Assessor.docx
+++ b/S1-CL1-Cloud-Design-Build/assessments/AT2/AT2-Deployment-Assessor.docx
@@ -8993,7 +8993,7 @@
         <w:rPr>
           <w:color w:val="auto"/>
         </w:rPr>
-        <w:t xml:space="preserve"> [ICTCLD401 PE 1, PE 2]. </w:t>
+        <w:t xml:space="preserve"> [ICTCLD401 PE 1, 2]. </w:t>
       </w:r>
       <w:r>
         <w:rPr>
@@ -9712,7 +9712,7 @@
         <w:rPr>
           <w:color w:val="auto"/>
         </w:rPr>
-        <w:t xml:space="preserve"> [ICTCLD401 FS Learning, FS Planning and organising, FS Self-management skills].</w:t>
+        <w:t xml:space="preserve"> [ICTCLD401 FS Learning, Planning and organising, Self-management skills].</w:t>
       </w:r>
     </w:p>
     <w:p>

--- a/S1-CL1-Cloud-Design-Build/assessments/AT2/AT2-Deployment-Assessor.docx
+++ b/S1-CL1-Cloud-Design-Build/assessments/AT2/AT2-Deployment-Assessor.docx
@@ -9713,6 +9713,19 @@
           <w:color w:val="auto"/>
         </w:rPr>
         <w:t xml:space="preserve"> [ICTCLD401 FS Learning, Planning and organising, Self-management skills].</w:t>
+      </w:r>
+    </w:p>
+    <w:p>
+      <w:pPr>
+        <w:pStyle w:val="Assessortext"/>
+        <w:rPr>
+          <w:color w:val="auto"/>
+        </w:rPr>
+      </w:pPr>
+      <w:proofErr w:type="spellStart"/>
+      <w:proofErr w:type="spellEnd"/>
+      <w:r>
+        <w:t>UoC evidenced (foundation skill — closest-fit): [ICTCLD401 FS Reading] (A13).</w:t>
       </w:r>
     </w:p>
     <w:p>
